--- a/jorge-balsells-cv.docx
+++ b/jorge-balsells-cv.docx
@@ -2721,20 +2721,6 @@
           <w:p>
             <w:pPr>
               <w:spacing w:after="0"/>
-            </w:pPr>
-            <w:r>
-              <w:rPr>
-                <w:rFonts w:ascii="Calibri" w:hAnsi="Calibri"/>
-                <w:b/>
-                <w:color w:val="F06030"/>
-                <w:sz w:val="15"/>
-              </w:rPr>
-              <w:t>GPA: 6.9/10</w:t>
-            </w:r>
-          </w:p>
-          <w:p>
-            <w:pPr>
-              <w:spacing w:after="0"/>
               <w:ind w:left="142"/>
             </w:pPr>
             <w:r>
